--- a/vi/files/templates/Research_Proposal_Template.docx
+++ b/vi/files/templates/Research_Proposal_Template.docx
@@ -15,7 +15,7 @@
         <w:pStyle w:val="Subtitle"/>
       </w:pPr>
       <w:r>
-        <w:t>Group proposal template — four parts built in Sessions 1–7, ending with a publication plan</w:t>
+        <w:t>Group proposal template in four parts, built in Sessions 1–7 and ending with a publication plan</w:t>
       </w:r>
     </w:p>
     <w:p>
@@ -87,7 +87,7 @@
                 <w:color w:val="6B7B84"/>
                 <w:sz w:val="20"/>
               </w:rPr>
-              <w:t>[Working title — see 1.1]</w:t>
+              <w:t>[Working title (see 1.1)]</w:t>
             </w:r>
           </w:p>
         </w:tc>
@@ -340,7 +340,7 @@
               <w:rPr>
                 <w:sz w:val="19"/>
               </w:rPr>
-              <w:t>Replace every [grey italic text in brackets] with your own text. Use Ctrl + H → Find “[” to step through them, and check none remain before you share the document.</w:t>
+              <w:t>Replace every [grey italic text in brackets] with your own text. Press Ctrl + H and search for “[” to step through them, and check none remain before you share the document.</w:t>
             </w:r>
           </w:p>
           <w:p>
@@ -443,7 +443,7 @@
         <w:pStyle w:val="Heading1"/>
       </w:pPr>
       <w:r>
-        <w:t>Part 1 — Ask: the research question  (Sessions 1–2)</w:t>
+        <w:t>Part 1. Ask: the research question  (Sessions 1–2)</w:t>
       </w:r>
     </w:p>
     <w:p>
@@ -551,7 +551,7 @@
         <w:rPr>
           <w:i/>
         </w:rPr>
-        <w:t>150–250 words in four steps: (1) the problem and how big it is (numbers); (2) what is already known; (3) what is NOT known — the gap; (4) why answering it matters for your patients or unit. Cite your key references by number [1].</w:t>
+        <w:t>150–250 words in four steps: (1) the problem and how big it is (numbers); (2) what is already known; (3) what is NOT known (the gap); (4) why answering it matters for your patients or unit. Cite your key references by number [1].</w:t>
       </w:r>
     </w:p>
     <w:p>
@@ -2357,7 +2357,7 @@
         <w:rPr>
           <w:i/>
         </w:rPr>
-        <w:t>Feasible — Partly: our ICU admits about 15 patients with septic shock a month; a mortality trial would need several hundred patients, so we propose a pilot.</w:t>
+        <w:t>Feasible: partly. Our ICU admits about 15 patients with septic shock a month. A mortality trial would need several hundred patients, so we propose a pilot.</w:t>
       </w:r>
     </w:p>
     <w:p>
@@ -2721,7 +2721,7 @@
         <w:pStyle w:val="Heading1"/>
       </w:pPr>
       <w:r>
-        <w:t>Part 2 — Design: how the study will be done  (Sessions 3–4)</w:t>
+        <w:t>Part 2. Design: how the study will be done  (Sessions 3–4)</w:t>
       </w:r>
     </w:p>
     <w:p>
@@ -2847,7 +2847,7 @@
         <w:rPr>
           <w:i/>
         </w:rPr>
-        <w:t>A pilot randomised controlled trial, because randomisation balances illness severity between groups (sicker patients receive more fluid — confounding by indication) and a pilot tells us whether a full trial is feasible.</w:t>
+        <w:t>A pilot randomised controlled trial, because randomisation balances illness severity between groups (sicker patients receive more fluid: confounding by indication) and a pilot tells us whether a full trial is feasible.</w:t>
       </w:r>
     </w:p>
     <w:tbl>
@@ -4581,7 +4581,7 @@
         <w:pStyle w:val="Heading1"/>
       </w:pPr>
       <w:r>
-        <w:t>Part 3 — Measure: data and analysis  (Sessions 5–6)</w:t>
+        <w:t>Part 3. Measure: data and analysis  (Sessions 5–6)</w:t>
       </w:r>
     </w:p>
     <w:p>
@@ -5968,7 +5968,7 @@
                 <w:color w:val="6B7B84"/>
                 <w:sz w:val="19"/>
               </w:rPr>
-              <w:t>|__|__|-|__|__|__|  (site – number)</w:t>
+              <w:t>|__|__|-|__|__|__|  (site, then number)</w:t>
             </w:r>
           </w:p>
         </w:tc>
@@ -8253,7 +8253,7 @@
                 <w:color w:val="6B7B84"/>
                 <w:sz w:val="19"/>
               </w:rPr>
-              <w:t>None — descriptive</w:t>
+              <w:t>None (descriptive)</w:t>
             </w:r>
           </w:p>
         </w:tc>
@@ -8894,7 +8894,7 @@
         <w:pStyle w:val="Heading1"/>
       </w:pPr>
       <w:r>
-        <w:t>Part 4 — Protect and publish  (Session 7)</w:t>
+        <w:t>Part 4. Protect and publish  (Session 7)</w:t>
       </w:r>
     </w:p>
     <w:p>
@@ -8913,7 +8913,7 @@
         <w:rPr>
           <w:i/>
         </w:rPr>
-        <w:t>Which ethics committee will review the study? What are the risks and benefits for participants? Who gives consent, and how? In the ICU many patients cannot consent: say whether you will ask a legal representative, use deferred consent, or request a waiver — and why.</w:t>
+        <w:t>Which ethics committee will review the study? What are the risks and benefits for participants? Who gives consent, and how? In the ICU many patients cannot consent: say whether you will ask a legal representative, use deferred consent, or request a waiver, and why.</w:t>
       </w:r>
     </w:p>
     <w:tbl>
@@ -13799,7 +13799,7 @@
                 <w:color w:val="6B7B84"/>
                 <w:sz w:val="19"/>
               </w:rPr>
-              <w:t>[Refined title, from 1.1 — population, intervention/exposure, outcome, design]</w:t>
+              <w:t>[Refined title from 1.1: population, intervention/exposure, outcome, design]</w:t>
             </w:r>
           </w:p>
         </w:tc>
@@ -14212,7 +14212,7 @@
                 <w:color w:val="6B7B84"/>
                 <w:sz w:val="19"/>
               </w:rPr>
-              <w:t>[What you will be able to say — matched to the design]</w:t>
+              <w:t>[What you will be able to say, matched to the design]</w:t>
             </w:r>
           </w:p>
         </w:tc>
